--- a/word-templates/modele-rapport-complet-par-categorie.docx
+++ b/word-templates/modele-rapport-complet-par-categorie.docx
@@ -96,6 +96,9 @@
             </w:tcMar>
           </w:tcPr>
           <w:p>
+            <w:pPr>
+              <w:spacing w:after="0" w:before="0"/>
+            </w:pPr>
             <w:r>
               <w:rPr>
                 <w:b w:val="false"/>
@@ -117,6 +120,9 @@
             </w:tcMar>
           </w:tcPr>
           <w:p>
+            <w:pPr>
+              <w:spacing w:after="0" w:before="0"/>
+            </w:pPr>
             <w:r>
               <w:rPr>
                 <w:b w:val="false"/>
@@ -139,6 +145,9 @@
             </w:tcMar>
           </w:tcPr>
           <w:p>
+            <w:pPr>
+              <w:spacing w:after="0" w:before="0"/>
+            </w:pPr>
             <w:r>
               <w:rPr>
                 <w:b w:val="false"/>
@@ -160,6 +169,9 @@
             </w:tcMar>
           </w:tcPr>
           <w:p>
+            <w:pPr>
+              <w:spacing w:after="0" w:before="0"/>
+            </w:pPr>
             <w:r>
               <w:rPr>
                 <w:b w:val="false"/>
@@ -182,6 +194,9 @@
             </w:tcMar>
           </w:tcPr>
           <w:p>
+            <w:pPr>
+              <w:spacing w:after="0" w:before="0"/>
+            </w:pPr>
             <w:r>
               <w:rPr>
                 <w:b w:val="false"/>
@@ -203,6 +218,9 @@
             </w:tcMar>
           </w:tcPr>
           <w:p>
+            <w:pPr>
+              <w:spacing w:after="0" w:before="0"/>
+            </w:pPr>
             <w:r>
               <w:rPr>
                 <w:b w:val="false"/>
@@ -225,6 +243,9 @@
             </w:tcMar>
           </w:tcPr>
           <w:p>
+            <w:pPr>
+              <w:spacing w:after="0" w:before="0"/>
+            </w:pPr>
             <w:r>
               <w:rPr>
                 <w:b w:val="false"/>
@@ -246,6 +267,9 @@
             </w:tcMar>
           </w:tcPr>
           <w:p>
+            <w:pPr>
+              <w:spacing w:after="0" w:before="0"/>
+            </w:pPr>
             <w:r>
               <w:rPr>
                 <w:b w:val="false"/>
@@ -268,6 +292,9 @@
             </w:tcMar>
           </w:tcPr>
           <w:p>
+            <w:pPr>
+              <w:spacing w:after="0" w:before="0"/>
+            </w:pPr>
             <w:r>
               <w:rPr>
                 <w:b w:val="false"/>
@@ -289,6 +316,9 @@
             </w:tcMar>
           </w:tcPr>
           <w:p>
+            <w:pPr>
+              <w:spacing w:after="0" w:before="0"/>
+            </w:pPr>
             <w:r>
               <w:rPr>
                 <w:b w:val="false"/>
@@ -311,6 +341,9 @@
             </w:tcMar>
           </w:tcPr>
           <w:p>
+            <w:pPr>
+              <w:spacing w:after="0" w:before="0"/>
+            </w:pPr>
             <w:r>
               <w:rPr>
                 <w:b w:val="false"/>
@@ -332,6 +365,9 @@
             </w:tcMar>
           </w:tcPr>
           <w:p>
+            <w:pPr>
+              <w:spacing w:after="0" w:before="0"/>
+            </w:pPr>
             <w:r>
               <w:rPr>
                 <w:b w:val="false"/>
@@ -354,6 +390,9 @@
             </w:tcMar>
           </w:tcPr>
           <w:p>
+            <w:pPr>
+              <w:spacing w:after="0" w:before="0"/>
+            </w:pPr>
             <w:r>
               <w:rPr>
                 <w:b w:val="false"/>
@@ -375,6 +414,9 @@
             </w:tcMar>
           </w:tcPr>
           <w:p>
+            <w:pPr>
+              <w:spacing w:after="0" w:before="0"/>
+            </w:pPr>
             <w:r>
               <w:rPr>
                 <w:b w:val="false"/>
@@ -397,6 +439,9 @@
             </w:tcMar>
           </w:tcPr>
           <w:p>
+            <w:pPr>
+              <w:spacing w:after="0" w:before="0"/>
+            </w:pPr>
             <w:r>
               <w:rPr>
                 <w:b w:val="false"/>
@@ -418,6 +463,9 @@
             </w:tcMar>
           </w:tcPr>
           <w:p>
+            <w:pPr>
+              <w:spacing w:after="0" w:before="0"/>
+            </w:pPr>
             <w:r>
               <w:rPr>
                 <w:b w:val="false"/>
@@ -879,6 +927,9 @@
             </w:tcMar>
           </w:tcPr>
           <w:p>
+            <w:pPr>
+              <w:spacing w:after="0" w:before="0"/>
+            </w:pPr>
             <w:r>
               <w:rPr>
                 <w:b/>
@@ -900,6 +951,9 @@
             </w:tcMar>
           </w:tcPr>
           <w:p>
+            <w:pPr>
+              <w:spacing w:after="0" w:before="0"/>
+            </w:pPr>
             <w:r>
               <w:rPr>
                 <w:b/>
@@ -921,6 +975,9 @@
             </w:tcMar>
           </w:tcPr>
           <w:p>
+            <w:pPr>
+              <w:spacing w:after="0" w:before="0"/>
+            </w:pPr>
             <w:r>
               <w:rPr>
                 <w:b/>
@@ -943,6 +1000,9 @@
             </w:tcMar>
           </w:tcPr>
           <w:p>
+            <w:pPr>
+              <w:spacing w:after="0" w:before="0"/>
+            </w:pPr>
             <w:r>
               <w:t xml:space="preserve">{{#each grid.vertical_axis.levels}}</w:t>
             </w:r>
@@ -962,6 +1022,9 @@
             </w:tcMar>
           </w:tcPr>
           <w:p>
+            <w:pPr>
+              <w:spacing w:after="0" w:before="0"/>
+            </w:pPr>
             <w:r>
               <w:t xml:space="preserve">{{ step.label }}</w:t>
             </w:r>
@@ -978,6 +1041,9 @@
             </w:tcMar>
           </w:tcPr>
           <w:p>
+            <w:pPr>
+              <w:spacing w:after="0" w:before="0"/>
+            </w:pPr>
             <w:r>
               <w:t xml:space="preserve">{{ step.description }}</w:t>
             </w:r>
@@ -1035,6 +1101,9 @@
             </w:tcMar>
           </w:tcPr>
           <w:p>
+            <w:pPr>
+              <w:spacing w:after="0" w:before="0"/>
+            </w:pPr>
             <w:r>
               <w:rPr>
                 <w:b/>
@@ -1056,6 +1125,9 @@
             </w:tcMar>
           </w:tcPr>
           <w:p>
+            <w:pPr>
+              <w:spacing w:after="0" w:before="0"/>
+            </w:pPr>
             <w:r>
               <w:rPr>
                 <w:b/>
@@ -1077,6 +1149,9 @@
             </w:tcMar>
           </w:tcPr>
           <w:p>
+            <w:pPr>
+              <w:spacing w:after="0" w:before="0"/>
+            </w:pPr>
             <w:r>
               <w:rPr>
                 <w:b/>
@@ -1099,6 +1174,9 @@
             </w:tcMar>
           </w:tcPr>
           <w:p>
+            <w:pPr>
+              <w:spacing w:after="0" w:before="0"/>
+            </w:pPr>
             <w:r>
               <w:t xml:space="preserve">{{#each grid.horizontal_axis.levels}}</w:t>
             </w:r>
@@ -1118,6 +1196,9 @@
             </w:tcMar>
           </w:tcPr>
           <w:p>
+            <w:pPr>
+              <w:spacing w:after="0" w:before="0"/>
+            </w:pPr>
             <w:r>
               <w:t xml:space="preserve">{{ step.label }}</w:t>
             </w:r>
@@ -1134,6 +1215,9 @@
             </w:tcMar>
           </w:tcPr>
           <w:p>
+            <w:pPr>
+              <w:spacing w:after="0" w:before="0"/>
+            </w:pPr>
             <w:r>
               <w:t xml:space="preserve">{{ step.description }}</w:t>
             </w:r>
@@ -1498,6 +1582,7 @@
     </w:rPrDefault>
     <w:pPrDefault>
       <w:pPr>
+        <w:widowControl/>
         <w:spacing w:after="120" w:line="264"/>
       </w:pPr>
     </w:pPrDefault>
@@ -1508,6 +1593,8 @@
     <w:next w:val="Normal"/>
     <w:qFormat/>
     <w:pPr>
+      <w:keepNext/>
+      <w:keepLines/>
       <w:spacing w:after="80"/>
     </w:pPr>
     <w:rPr>
@@ -1526,6 +1613,7 @@
     <w:qFormat/>
     <w:pPr>
       <w:keepNext/>
+      <w:keepLines/>
       <w:spacing w:after="120" w:before="360"/>
       <w:outlineLvl w:val="0"/>
     </w:pPr>
@@ -1545,6 +1633,7 @@
     <w:qFormat/>
     <w:pPr>
       <w:keepNext/>
+      <w:keepLines/>
       <w:spacing w:after="100" w:before="280"/>
       <w:outlineLvl w:val="1"/>
     </w:pPr>
@@ -1564,6 +1653,7 @@
     <w:qFormat/>
     <w:pPr>
       <w:keepNext/>
+      <w:keepLines/>
       <w:spacing w:after="60" w:before="160"/>
       <w:outlineLvl w:val="2"/>
     </w:pPr>
